--- a/treasury-platform/docs/30-readiness/word/DOC-B08-traceability-matrix.docx
+++ b/treasury-platform/docs/30-readiness/word/DOC-B08-traceability-matrix.docx
@@ -44020,14 +44020,23 @@
             </w:pPr>
             <w:r>
               <w:rPr>
-                <w:rFonts w:ascii="Arial" w:cs="Arial" w:eastAsia="Arial" w:hAnsi="Arial"/>
-                <w:b w:val="false"/>
-                <w:bCs w:val="false"/>
-                <w:sz w:val="18"/>
-                <w:szCs w:val="18"/>
-                <w:rtl/>
-              </w:rPr>
-              <w:t xml:space="preserve">§5.4</w:t>
+                <w:rFonts w:ascii="Segoe UI Emoji" w:cs="Segoe UI Emoji" w:eastAsia="Segoe UI Emoji" w:hAnsi="Segoe UI Emoji"/>
+                <w:sz w:val="18"/>
+                <w:szCs w:val="18"/>
+                <w:rtl/>
+              </w:rPr>
+              <w:t xml:space="preserve">✅</w:t>
+            </w:r>
+            <w:r>
+              <w:rPr>
+                <w:rFonts w:ascii="Arial" w:cs="Arial" w:eastAsia="Arial" w:hAnsi="Arial"/>
+                <w:b w:val="false"/>
+                <w:bCs w:val="false"/>
+                <w:sz w:val="18"/>
+                <w:szCs w:val="18"/>
+                <w:rtl/>
+              </w:rPr>
+              <w:t xml:space="preserve"> معتمد من المالك (2026-10-12): §5.4</w:t>
             </w:r>
           </w:p>
         </w:tc>

--- a/treasury-platform/docs/30-readiness/word/DOC-B08-traceability-matrix.docx
+++ b/treasury-platform/docs/30-readiness/word/DOC-B08-traceability-matrix.docx
@@ -2104,9 +2104,9 @@
         </w:tblBorders>
       </w:tblPr>
       <w:tblGrid>
-        <w:gridCol w:w="5422"/>
-        <w:gridCol w:w="2710"/>
-        <w:gridCol w:w="1732"/>
+        <w:gridCol w:w="5038"/>
+        <w:gridCol w:w="2518"/>
+        <w:gridCol w:w="2308"/>
       </w:tblGrid>
       <w:tr>
         <w:trPr>
@@ -2115,7 +2115,7 @@
         </w:trPr>
         <w:tc>
           <w:tcPr>
-            <w:tcW w:type="dxa" w:w="5422"/>
+            <w:tcW w:type="dxa" w:w="5038"/>
             <w:tcBorders>
               <w:top w:val="single" w:color="BFC9D6" w:sz="4"/>
               <w:left w:val="single" w:color="BFC9D6" w:sz="4"/>
@@ -2153,7 +2153,7 @@
         </w:tc>
         <w:tc>
           <w:tcPr>
-            <w:tcW w:type="dxa" w:w="2710"/>
+            <w:tcW w:type="dxa" w:w="2518"/>
             <w:tcBorders>
               <w:top w:val="single" w:color="BFC9D6" w:sz="4"/>
               <w:left w:val="single" w:color="BFC9D6" w:sz="4"/>
@@ -2191,7 +2191,7 @@
         </w:tc>
         <w:tc>
           <w:tcPr>
-            <w:tcW w:type="dxa" w:w="1732"/>
+            <w:tcW w:type="dxa" w:w="2308"/>
             <w:tcBorders>
               <w:top w:val="single" w:color="BFC9D6" w:sz="4"/>
               <w:left w:val="single" w:color="BFC9D6" w:sz="4"/>
@@ -2234,7 +2234,7 @@
         </w:trPr>
         <w:tc>
           <w:tcPr>
-            <w:tcW w:type="dxa" w:w="5422"/>
+            <w:tcW w:type="dxa" w:w="5038"/>
             <w:tcBorders>
               <w:top w:val="single" w:color="BFC9D6" w:sz="4"/>
               <w:left w:val="single" w:color="BFC9D6" w:sz="4"/>
@@ -2270,7 +2270,7 @@
         </w:tc>
         <w:tc>
           <w:tcPr>
-            <w:tcW w:type="dxa" w:w="2710"/>
+            <w:tcW w:type="dxa" w:w="2518"/>
             <w:tcBorders>
               <w:top w:val="single" w:color="BFC9D6" w:sz="4"/>
               <w:left w:val="single" w:color="BFC9D6" w:sz="4"/>
@@ -2306,7 +2306,7 @@
         </w:tc>
         <w:tc>
           <w:tcPr>
-            <w:tcW w:type="dxa" w:w="1732"/>
+            <w:tcW w:type="dxa" w:w="2308"/>
             <w:tcBorders>
               <w:top w:val="single" w:color="BFC9D6" w:sz="4"/>
               <w:left w:val="single" w:color="BFC9D6" w:sz="4"/>
@@ -2347,7 +2347,7 @@
         </w:trPr>
         <w:tc>
           <w:tcPr>
-            <w:tcW w:type="dxa" w:w="5422"/>
+            <w:tcW w:type="dxa" w:w="5038"/>
             <w:tcBorders>
               <w:top w:val="single" w:color="BFC9D6" w:sz="4"/>
               <w:left w:val="single" w:color="BFC9D6" w:sz="4"/>
@@ -2384,7 +2384,7 @@
         </w:tc>
         <w:tc>
           <w:tcPr>
-            <w:tcW w:type="dxa" w:w="2710"/>
+            <w:tcW w:type="dxa" w:w="2518"/>
             <w:tcBorders>
               <w:top w:val="single" w:color="BFC9D6" w:sz="4"/>
               <w:left w:val="single" w:color="BFC9D6" w:sz="4"/>
@@ -2421,7 +2421,7 @@
         </w:tc>
         <w:tc>
           <w:tcPr>
-            <w:tcW w:type="dxa" w:w="1732"/>
+            <w:tcW w:type="dxa" w:w="2308"/>
             <w:tcBorders>
               <w:top w:val="single" w:color="BFC9D6" w:sz="4"/>
               <w:left w:val="single" w:color="BFC9D6" w:sz="4"/>
@@ -2463,7 +2463,7 @@
         </w:trPr>
         <w:tc>
           <w:tcPr>
-            <w:tcW w:type="dxa" w:w="5422"/>
+            <w:tcW w:type="dxa" w:w="5038"/>
             <w:tcBorders>
               <w:top w:val="single" w:color="BFC9D6" w:sz="4"/>
               <w:left w:val="single" w:color="BFC9D6" w:sz="4"/>
@@ -2499,7 +2499,7 @@
         </w:tc>
         <w:tc>
           <w:tcPr>
-            <w:tcW w:type="dxa" w:w="2710"/>
+            <w:tcW w:type="dxa" w:w="2518"/>
             <w:tcBorders>
               <w:top w:val="single" w:color="BFC9D6" w:sz="4"/>
               <w:left w:val="single" w:color="BFC9D6" w:sz="4"/>
@@ -2535,7 +2535,7 @@
         </w:tc>
         <w:tc>
           <w:tcPr>
-            <w:tcW w:type="dxa" w:w="1732"/>
+            <w:tcW w:type="dxa" w:w="2308"/>
             <w:tcBorders>
               <w:top w:val="single" w:color="BFC9D6" w:sz="4"/>
               <w:left w:val="single" w:color="BFC9D6" w:sz="4"/>
@@ -2576,7 +2576,7 @@
         </w:trPr>
         <w:tc>
           <w:tcPr>
-            <w:tcW w:type="dxa" w:w="5422"/>
+            <w:tcW w:type="dxa" w:w="5038"/>
             <w:tcBorders>
               <w:top w:val="single" w:color="BFC9D6" w:sz="4"/>
               <w:left w:val="single" w:color="BFC9D6" w:sz="4"/>
@@ -2613,7 +2613,7 @@
         </w:tc>
         <w:tc>
           <w:tcPr>
-            <w:tcW w:type="dxa" w:w="2710"/>
+            <w:tcW w:type="dxa" w:w="2518"/>
             <w:tcBorders>
               <w:top w:val="single" w:color="BFC9D6" w:sz="4"/>
               <w:left w:val="single" w:color="BFC9D6" w:sz="4"/>
@@ -2650,7 +2650,7 @@
         </w:tc>
         <w:tc>
           <w:tcPr>
-            <w:tcW w:type="dxa" w:w="1732"/>
+            <w:tcW w:type="dxa" w:w="2308"/>
             <w:tcBorders>
               <w:top w:val="single" w:color="BFC9D6" w:sz="4"/>
               <w:left w:val="single" w:color="BFC9D6" w:sz="4"/>
@@ -2692,7 +2692,7 @@
         </w:trPr>
         <w:tc>
           <w:tcPr>
-            <w:tcW w:type="dxa" w:w="5422"/>
+            <w:tcW w:type="dxa" w:w="5038"/>
             <w:tcBorders>
               <w:top w:val="single" w:color="BFC9D6" w:sz="4"/>
               <w:left w:val="single" w:color="BFC9D6" w:sz="4"/>
@@ -2728,7 +2728,7 @@
         </w:tc>
         <w:tc>
           <w:tcPr>
-            <w:tcW w:type="dxa" w:w="2710"/>
+            <w:tcW w:type="dxa" w:w="2518"/>
             <w:tcBorders>
               <w:top w:val="single" w:color="BFC9D6" w:sz="4"/>
               <w:left w:val="single" w:color="BFC9D6" w:sz="4"/>
@@ -2764,7 +2764,7 @@
         </w:tc>
         <w:tc>
           <w:tcPr>
-            <w:tcW w:type="dxa" w:w="1732"/>
+            <w:tcW w:type="dxa" w:w="2308"/>
             <w:tcBorders>
               <w:top w:val="single" w:color="BFC9D6" w:sz="4"/>
               <w:left w:val="single" w:color="BFC9D6" w:sz="4"/>
@@ -2805,7 +2805,7 @@
         </w:trPr>
         <w:tc>
           <w:tcPr>
-            <w:tcW w:type="dxa" w:w="5422"/>
+            <w:tcW w:type="dxa" w:w="5038"/>
             <w:tcBorders>
               <w:top w:val="single" w:color="BFC9D6" w:sz="4"/>
               <w:left w:val="single" w:color="BFC9D6" w:sz="4"/>
@@ -2842,7 +2842,7 @@
         </w:tc>
         <w:tc>
           <w:tcPr>
-            <w:tcW w:type="dxa" w:w="2710"/>
+            <w:tcW w:type="dxa" w:w="2518"/>
             <w:tcBorders>
               <w:top w:val="single" w:color="BFC9D6" w:sz="4"/>
               <w:left w:val="single" w:color="BFC9D6" w:sz="4"/>
@@ -2879,38 +2879,38 @@
         </w:tc>
         <w:tc>
           <w:tcPr>
-            <w:tcW w:type="dxa" w:w="1732"/>
-            <w:tcBorders>
-              <w:top w:val="single" w:color="BFC9D6" w:sz="4"/>
-              <w:left w:val="single" w:color="BFC9D6" w:sz="4"/>
-              <w:bottom w:val="single" w:color="BFC9D6" w:sz="4"/>
-              <w:right w:val="single" w:color="BFC9D6" w:sz="4"/>
-            </w:tcBorders>
-            <w:shd w:fill="F5F8FC" w:color="auto" w:val="clear"/>
-            <w:tcMar>
-              <w:top w:type="dxa" w:w="50"/>
-              <w:left w:type="dxa" w:w="90"/>
-              <w:bottom w:type="dxa" w:w="50"/>
-              <w:right w:type="dxa" w:w="90"/>
-            </w:tcMar>
-            <w:vAlign w:val="top"/>
-          </w:tcPr>
-          <w:p>
-            <w:pPr>
-              <w:keepNext w:val="false"/>
-              <w:bidi/>
-              <w:spacing w:after="30" w:before="30" w:line="264"/>
-            </w:pPr>
-            <w:r>
-              <w:rPr>
-                <w:rFonts w:ascii="Arial" w:cs="Arial" w:eastAsia="Arial" w:hAnsi="Arial"/>
-                <w:b w:val="false"/>
-                <w:bCs w:val="false"/>
-                <w:sz w:val="18"/>
-                <w:szCs w:val="18"/>
-                <w:rtl/>
-              </w:rPr>
-              <w:t xml:space="preserve">167 جدولًا من 195، تذكر 326 متطلبًا</w:t>
+            <w:tcW w:type="dxa" w:w="2308"/>
+            <w:tcBorders>
+              <w:top w:val="single" w:color="BFC9D6" w:sz="4"/>
+              <w:left w:val="single" w:color="BFC9D6" w:sz="4"/>
+              <w:bottom w:val="single" w:color="BFC9D6" w:sz="4"/>
+              <w:right w:val="single" w:color="BFC9D6" w:sz="4"/>
+            </w:tcBorders>
+            <w:shd w:fill="F5F8FC" w:color="auto" w:val="clear"/>
+            <w:tcMar>
+              <w:top w:type="dxa" w:w="50"/>
+              <w:left w:type="dxa" w:w="90"/>
+              <w:bottom w:type="dxa" w:w="50"/>
+              <w:right w:type="dxa" w:w="90"/>
+            </w:tcMar>
+            <w:vAlign w:val="top"/>
+          </w:tcPr>
+          <w:p>
+            <w:pPr>
+              <w:keepNext w:val="false"/>
+              <w:bidi/>
+              <w:spacing w:after="30" w:before="30" w:line="264"/>
+            </w:pPr>
+            <w:r>
+              <w:rPr>
+                <w:rFonts w:ascii="Arial" w:cs="Arial" w:eastAsia="Arial" w:hAnsi="Arial"/>
+                <w:b w:val="false"/>
+                <w:bCs w:val="false"/>
+                <w:sz w:val="18"/>
+                <w:szCs w:val="18"/>
+                <w:rtl/>
+              </w:rPr>
+              <w:t xml:space="preserve">183 جدولًا من 199، تذكر 471 معرّف FR أو BR (عُدّت في 2026-10-18)</w:t>
             </w:r>
           </w:p>
         </w:tc>
@@ -2921,7 +2921,7 @@
         </w:trPr>
         <w:tc>
           <w:tcPr>
-            <w:tcW w:type="dxa" w:w="5422"/>
+            <w:tcW w:type="dxa" w:w="5038"/>
             <w:tcBorders>
               <w:top w:val="single" w:color="BFC9D6" w:sz="4"/>
               <w:left w:val="single" w:color="BFC9D6" w:sz="4"/>
@@ -2957,7 +2957,7 @@
         </w:tc>
         <w:tc>
           <w:tcPr>
-            <w:tcW w:type="dxa" w:w="2710"/>
+            <w:tcW w:type="dxa" w:w="2518"/>
             <w:tcBorders>
               <w:top w:val="single" w:color="BFC9D6" w:sz="4"/>
               <w:left w:val="single" w:color="BFC9D6" w:sz="4"/>
@@ -2993,7 +2993,7 @@
         </w:tc>
         <w:tc>
           <w:tcPr>
-            <w:tcW w:type="dxa" w:w="1732"/>
+            <w:tcW w:type="dxa" w:w="2308"/>
             <w:tcBorders>
               <w:top w:val="single" w:color="BFC9D6" w:sz="4"/>
               <w:left w:val="single" w:color="BFC9D6" w:sz="4"/>
@@ -44968,6 +44968,15 @@
       </w:pPr>
       <w:r>
         <w:rPr>
+          <w:rFonts w:ascii="Segoe UI Emoji" w:cs="Segoe UI Emoji" w:eastAsia="Segoe UI Emoji" w:hAnsi="Segoe UI Emoji"/>
+          <w:sz w:val="21"/>
+          <w:szCs w:val="21"/>
+          <w:rtl/>
+        </w:rPr>
+        <w:t xml:space="preserve">✅</w:t>
+      </w:r>
+      <w:r>
+        <w:rPr>
           <w:rFonts w:ascii="Arial" w:cs="Arial" w:eastAsia="Arial" w:hAnsi="Arial"/>
           <w:b w:val="false"/>
           <w:bCs w:val="false"/>
@@ -44975,7 +44984,7 @@
           <w:szCs w:val="21"/>
           <w:rtl/>
         </w:rPr>
-        <w:t xml:space="preserve">docs/20-database-design.md:9 و:486 يذكران 194 جدولًا و3,280 عمودًا، وtools/dbgen/erd_open_items.py:22 يذكر 194 جدولًا منشورًا. وdocs/21-data-dictionary.md:5 يذكر 195، وفي db/generated/tsql/001_tables.sql 195 عبارة CREATE TABLE، و</w:t>
+        <w:t xml:space="preserve"> صُحّح في 2026-10-18: كانت docs/20-database-design.md وtools/dbgen/erd_open_items.py:22 تذكر 194 جدولًا و3,280 عمودًا، وقاموس البيانات 195. والعدد اليوم من </w:t>
       </w:r>
       <w:r>
         <w:rPr>
@@ -44999,7 +45008,7 @@
           <w:szCs w:val="21"/>
           <w:rtl/>
         </w:rPr>
-        <w:t xml:space="preserve"> يطبع 195 جدولًا و3,285 عمودًا، وdocs/20-database-design.md:488 يذكر 195.</w:t>
+        <w:t xml:space="preserve">: 199 جدولًا و3,382 عمودًا، وهو ما يذكره قاموس البيانات المولَّد؛ وتصحيح وثيقة التصميم في المراجعة الذاتية D1.</w:t>
       </w:r>
     </w:p>
     <w:p>

--- a/treasury-platform/docs/30-readiness/word/DOC-B08-traceability-matrix.docx
+++ b/treasury-platform/docs/30-readiness/word/DOC-B08-traceability-matrix.docx
@@ -45008,7 +45008,7 @@
           <w:szCs w:val="21"/>
           <w:rtl/>
         </w:rPr>
-        <w:t xml:space="preserve">: 199 جدولًا و3,382 عمودًا، وهو ما يذكره قاموس البيانات المولَّد؛ وتصحيح وثيقة التصميم في المراجعة الذاتية D1.</w:t>
+        <w:t xml:space="preserve">: 255 جدولًا و4,200 عمود، وهو ما يذكره قاموس البيانات المولَّد؛ وتصحيح وثيقة التصميم في المراجعة الذاتية D1.</w:t>
       </w:r>
     </w:p>
     <w:p>
